--- a/modulistica/SO51_addendum_rateizzazione.docx
+++ b/modulistica/SO51_addendum_rateizzazione.docx
@@ -4,7 +4,7 @@
   <w:body>
     <w:p>
       <w:pPr>
-        <w:pStyle w:val="Header"/>
+        <w:pStyle w:val="Intestazione"/>
         <w:rPr>
           <w:rFonts w:cstheme="minorHAnsi"/>
           <w:b/>
@@ -66,7 +66,7 @@
     </w:p>
     <w:p>
       <w:pPr>
-        <w:pStyle w:val="Header"/>
+        <w:pStyle w:val="Intestazione"/>
         <w:jc w:val="center"/>
         <w:rPr>
           <w:rFonts w:cstheme="minorHAnsi"/>
@@ -114,7 +114,7 @@
     </w:p>
     <w:p>
       <w:pPr>
-        <w:pStyle w:val="BodyText"/>
+        <w:pStyle w:val="Corpotesto"/>
         <w:jc w:val="both"/>
         <w:rPr>
           <w:rFonts w:asciiTheme="minorHAnsi" w:hAnsiTheme="minorHAnsi" w:cstheme="minorHAnsi"/>
@@ -125,7 +125,7 @@
     </w:p>
     <w:p>
       <w:pPr>
-        <w:pStyle w:val="BodyText"/>
+        <w:pStyle w:val="Corpotesto"/>
         <w:jc w:val="both"/>
         <w:rPr>
           <w:rFonts w:asciiTheme="minorHAnsi" w:hAnsiTheme="minorHAnsi" w:cstheme="minorHAnsi"/>
@@ -144,7 +144,7 @@
     </w:p>
     <w:p>
       <w:pPr>
-        <w:pStyle w:val="BodyText"/>
+        <w:pStyle w:val="Corpotesto"/>
         <w:autoSpaceDE/>
         <w:autoSpaceDN/>
         <w:adjustRightInd/>
@@ -166,7 +166,7 @@
     </w:p>
     <w:p>
       <w:pPr>
-        <w:pStyle w:val="BodyText"/>
+        <w:pStyle w:val="Corpotesto"/>
         <w:autoSpaceDE/>
         <w:autoSpaceDN/>
         <w:adjustRightInd/>
@@ -180,7 +180,7 @@
     </w:p>
     <w:p>
       <w:pPr>
-        <w:pStyle w:val="BodyText"/>
+        <w:pStyle w:val="Corpotesto"/>
         <w:autoSpaceDE/>
         <w:autoSpaceDN/>
         <w:adjustRightInd/>
@@ -194,7 +194,7 @@
     </w:p>
     <w:p>
       <w:pPr>
-        <w:pStyle w:val="BodyText"/>
+        <w:pStyle w:val="Corpotesto"/>
         <w:autoSpaceDE/>
         <w:autoSpaceDN/>
         <w:adjustRightInd/>
@@ -208,7 +208,7 @@
     </w:p>
     <w:p>
       <w:pPr>
-        <w:pStyle w:val="BodyText"/>
+        <w:pStyle w:val="Corpotesto"/>
         <w:autoSpaceDE/>
         <w:autoSpaceDN/>
         <w:adjustRightInd/>
@@ -222,7 +222,7 @@
     </w:p>
     <w:p>
       <w:pPr>
-        <w:pStyle w:val="ListParagraph"/>
+        <w:pStyle w:val="Paragrafoelenco"/>
         <w:spacing w:after="0" w:line="240" w:lineRule="auto"/>
         <w:rPr>
           <w:rFonts w:cstheme="minorHAnsi"/>
@@ -233,7 +233,7 @@
     </w:p>
     <w:p>
       <w:pPr>
-        <w:pStyle w:val="ListParagraph"/>
+        <w:pStyle w:val="Paragrafoelenco"/>
         <w:spacing w:after="0" w:line="240" w:lineRule="auto"/>
         <w:rPr>
           <w:rFonts w:cstheme="minorHAnsi"/>
@@ -268,7 +268,7 @@
     </w:p>
     <w:p>
       <w:pPr>
-        <w:pStyle w:val="ListParagraph"/>
+        <w:pStyle w:val="Paragrafoelenco"/>
         <w:numPr>
           <w:ilvl w:val="0"/>
           <w:numId w:val="4"/>
@@ -284,23 +284,7 @@
           <w:sz w:val="20"/>
           <w:szCs w:val="20"/>
         </w:rPr>
-        <w:t xml:space="preserve">di essere ammesso a socio di CHIANTIBANCA – Credito Cooperativo </w:t>
-      </w:r>
-      <w:proofErr w:type="spellStart"/>
-      <w:r>
-        <w:rPr>
-          <w:sz w:val="20"/>
-          <w:szCs w:val="20"/>
-        </w:rPr>
-        <w:t>Soc</w:t>
-      </w:r>
-      <w:proofErr w:type="spellEnd"/>
-      <w:r>
-        <w:rPr>
-          <w:sz w:val="20"/>
-          <w:szCs w:val="20"/>
-        </w:rPr>
-        <w:t xml:space="preserve">. Coop. impegnandosi a sottoscrivere n. </w:t>
+        <w:t xml:space="preserve">di essere ammesso a socio di CHIANTIBANCA – Credito Cooperativo Soc. Coop. impegnandosi a sottoscrivere n. </w:t>
       </w:r>
       <w:r>
         <w:rPr>
@@ -321,7 +305,7 @@
           <w:sz w:val="20"/>
           <w:szCs w:val="20"/>
         </w:rPr>
-        <w:t>33</w:t>
+        <w:t>75</w:t>
       </w:r>
       <w:r>
         <w:rPr>
@@ -388,7 +372,7 @@
     </w:p>
     <w:p>
       <w:pPr>
-        <w:pStyle w:val="ListParagraph"/>
+        <w:pStyle w:val="Paragrafoelenco"/>
         <w:numPr>
           <w:ilvl w:val="0"/>
           <w:numId w:val="4"/>
@@ -427,7 +411,7 @@
           <w:sz w:val="20"/>
           <w:szCs w:val="20"/>
         </w:rPr>
-        <w:t>33</w:t>
+        <w:t>75</w:t>
       </w:r>
       <w:r>
         <w:rPr>
@@ -620,7 +604,6 @@
         <w:tc>
           <w:tcPr>
             <w:tcW w:w="4469" w:type="dxa"/>
-            <w:shd w:val="clear" w:color="auto" w:fill="auto"/>
           </w:tcPr>
           <w:p>
             <w:pPr>
@@ -653,7 +636,6 @@
         <w:tc>
           <w:tcPr>
             <w:tcW w:w="5169" w:type="dxa"/>
-            <w:shd w:val="clear" w:color="auto" w:fill="auto"/>
           </w:tcPr>
           <w:p>
             <w:pPr>
@@ -758,7 +740,7 @@
 <w:ftr xmlns:wpc="http://schemas.microsoft.com/office/word/2010/wordprocessingCanvas" xmlns:cx="http://schemas.microsoft.com/office/drawing/2014/chartex" xmlns:cx1="http://schemas.microsoft.com/office/drawing/2015/9/8/chartex" xmlns:cx2="http://schemas.microsoft.com/office/drawing/2015/10/21/chartex" xmlns:cx3="http://schemas.microsoft.com/office/drawing/2016/5/9/chartex" xmlns:cx4="http://schemas.microsoft.com/office/drawing/2016/5/10/chartex" xmlns:cx5="http://schemas.microsoft.com/office/drawing/2016/5/11/chartex" xmlns:cx6="http://schemas.microsoft.com/office/drawing/2016/5/12/chartex" xmlns:cx7="http://schemas.microsoft.com/office/drawing/2016/5/13/chartex" xmlns:cx8="http://schemas.microsoft.com/office/drawing/2016/5/14/chartex" xmlns:mc="http://schemas.openxmlformats.org/markup-compatibility/2006" xmlns:aink="http://schemas.microsoft.com/office/drawing/2016/ink" xmlns:am3d="http://schemas.microsoft.com/office/drawing/2017/model3d" xmlns:o="urn:schemas-microsoft-com:office:office" xmlns:oel="http://schemas.microsoft.com/office/2019/extlst" xmlns:r="http://schemas.openxmlformats.org/officeDocument/2006/relationships" xmlns:m="http://schemas.openxmlformats.org/officeDocument/2006/math" xmlns:v="urn:schemas-microsoft-com:vml" xmlns:wp14="http://schemas.microsoft.com/office/word/2010/wordprocessingDrawing" xmlns:wp="http://schemas.openxmlformats.org/drawingml/2006/wordprocessingDrawing" xmlns:w10="urn:schemas-microsoft-com:office:word" xmlns:w="http://schemas.openxmlformats.org/wordprocessingml/2006/main" xmlns:w14="http://schemas.microsoft.com/office/word/2010/wordml" xmlns:w15="http://schemas.microsoft.com/office/word/2012/wordml" xmlns:w16cex="http://schemas.microsoft.com/office/word/2018/wordml/cex" xmlns:w16cid="http://schemas.microsoft.com/office/word/2016/wordml/cid" xmlns:w16="http://schemas.microsoft.com/office/word/2018/wordml" xmlns:w16du="http://schemas.microsoft.com/office/word/2023/wordml/word16du" xmlns:w16sdtdh="http://schemas.microsoft.com/office/word/2020/wordml/sdtdatahash" xmlns:w16sdtfl="http://schemas.microsoft.com/office/word/2024/wordml/sdtformatlock" xmlns:w16se="http://schemas.microsoft.com/office/word/2015/wordml/symex" xmlns:wpg="http://schemas.microsoft.com/office/word/2010/wordprocessingGroup" xmlns:wpi="http://schemas.microsoft.com/office/word/2010/wordprocessingInk" xmlns:wne="http://schemas.microsoft.com/office/word/2006/wordml" xmlns:wps="http://schemas.microsoft.com/office/word/2010/wordprocessingShape" mc:Ignorable="w14 w15 w16se w16cid w16 w16cex w16sdtdh w16sdtfl w16du wp14">
   <w:p>
     <w:pPr>
-      <w:pStyle w:val="Footer"/>
+      <w:pStyle w:val="Pidipagina"/>
       <w:rPr>
         <w:i/>
         <w:iCs/>
@@ -817,7 +799,7 @@
 <w:hdr xmlns:wpc="http://schemas.microsoft.com/office/word/2010/wordprocessingCanvas" xmlns:cx="http://schemas.microsoft.com/office/drawing/2014/chartex" xmlns:cx1="http://schemas.microsoft.com/office/drawing/2015/9/8/chartex" xmlns:cx2="http://schemas.microsoft.com/office/drawing/2015/10/21/chartex" xmlns:cx3="http://schemas.microsoft.com/office/drawing/2016/5/9/chartex" xmlns:cx4="http://schemas.microsoft.com/office/drawing/2016/5/10/chartex" xmlns:cx5="http://schemas.microsoft.com/office/drawing/2016/5/11/chartex" xmlns:cx6="http://schemas.microsoft.com/office/drawing/2016/5/12/chartex" xmlns:cx7="http://schemas.microsoft.com/office/drawing/2016/5/13/chartex" xmlns:cx8="http://schemas.microsoft.com/office/drawing/2016/5/14/chartex" xmlns:mc="http://schemas.openxmlformats.org/markup-compatibility/2006" xmlns:aink="http://schemas.microsoft.com/office/drawing/2016/ink" xmlns:am3d="http://schemas.microsoft.com/office/drawing/2017/model3d" xmlns:o="urn:schemas-microsoft-com:office:office" xmlns:oel="http://schemas.microsoft.com/office/2019/extlst" xmlns:r="http://schemas.openxmlformats.org/officeDocument/2006/relationships" xmlns:m="http://schemas.openxmlformats.org/officeDocument/2006/math" xmlns:v="urn:schemas-microsoft-com:vml" xmlns:wp14="http://schemas.microsoft.com/office/word/2010/wordprocessingDrawing" xmlns:wp="http://schemas.openxmlformats.org/drawingml/2006/wordprocessingDrawing" xmlns:w10="urn:schemas-microsoft-com:office:word" xmlns:w="http://schemas.openxmlformats.org/wordprocessingml/2006/main" xmlns:w14="http://schemas.microsoft.com/office/word/2010/wordml" xmlns:w15="http://schemas.microsoft.com/office/word/2012/wordml" xmlns:w16cex="http://schemas.microsoft.com/office/word/2018/wordml/cex" xmlns:w16cid="http://schemas.microsoft.com/office/word/2016/wordml/cid" xmlns:w16="http://schemas.microsoft.com/office/word/2018/wordml" xmlns:w16du="http://schemas.microsoft.com/office/word/2023/wordml/word16du" xmlns:w16sdtdh="http://schemas.microsoft.com/office/word/2020/wordml/sdtdatahash" xmlns:w16sdtfl="http://schemas.microsoft.com/office/word/2024/wordml/sdtformatlock" xmlns:w16se="http://schemas.microsoft.com/office/word/2015/wordml/symex" xmlns:wpg="http://schemas.microsoft.com/office/word/2010/wordprocessingGroup" xmlns:wpi="http://schemas.microsoft.com/office/word/2010/wordprocessingInk" xmlns:wne="http://schemas.microsoft.com/office/word/2006/wordml" xmlns:wps="http://schemas.microsoft.com/office/word/2010/wordprocessingShape" mc:Ignorable="w14 w15 w16se w16cid w16 w16cex w16sdtdh w16sdtfl w16du wp14">
   <w:tbl>
     <w:tblPr>
-      <w:tblStyle w:val="TableGrid"/>
+      <w:tblStyle w:val="Grigliatabella"/>
       <w:tblW w:w="9776" w:type="dxa"/>
       <w:tblBorders>
         <w:top w:val="none" w:sz="0" w:space="0" w:color="auto"/>
@@ -843,7 +825,7 @@
         </w:tcPr>
         <w:p>
           <w:pPr>
-            <w:pStyle w:val="Header"/>
+            <w:pStyle w:val="Intestazione"/>
           </w:pPr>
           <w:r>
             <w:rPr>
@@ -899,7 +881,7 @@
         </w:tcPr>
         <w:p>
           <w:pPr>
-            <w:pStyle w:val="Header"/>
+            <w:pStyle w:val="Intestazione"/>
             <w:jc w:val="right"/>
             <w:rPr>
               <w:b/>
@@ -933,7 +915,7 @@
   </w:tbl>
   <w:p>
     <w:pPr>
-      <w:pStyle w:val="Header"/>
+      <w:pStyle w:val="Intestazione"/>
     </w:pPr>
   </w:p>
 </w:hdr>
@@ -1725,17 +1707,17 @@
     <w:lsdException w:name="Unresolved Mention" w:semiHidden="1" w:unhideWhenUsed="1"/>
     <w:lsdException w:name="Smart Link" w:semiHidden="1" w:unhideWhenUsed="1"/>
   </w:latentStyles>
-  <w:style w:type="paragraph" w:default="1" w:styleId="Normal">
+  <w:style w:type="paragraph" w:default="1" w:styleId="Normale">
     <w:name w:val="Normal"/>
     <w:qFormat/>
   </w:style>
-  <w:style w:type="character" w:default="1" w:styleId="DefaultParagraphFont">
+  <w:style w:type="character" w:default="1" w:styleId="Carpredefinitoparagrafo">
     <w:name w:val="Default Paragraph Font"/>
     <w:uiPriority w:val="1"/>
     <w:semiHidden/>
     <w:unhideWhenUsed/>
   </w:style>
-  <w:style w:type="table" w:default="1" w:styleId="TableNormal">
+  <w:style w:type="table" w:default="1" w:styleId="Tabellanormale">
     <w:name w:val="Normal Table"/>
     <w:uiPriority w:val="99"/>
     <w:semiHidden/>
@@ -1750,16 +1732,16 @@
       </w:tblCellMar>
     </w:tblPr>
   </w:style>
-  <w:style w:type="numbering" w:default="1" w:styleId="NoList">
+  <w:style w:type="numbering" w:default="1" w:styleId="Nessunelenco">
     <w:name w:val="No List"/>
     <w:uiPriority w:val="99"/>
     <w:semiHidden/>
     <w:unhideWhenUsed/>
   </w:style>
-  <w:style w:type="paragraph" w:styleId="Header">
+  <w:style w:type="paragraph" w:styleId="Intestazione">
     <w:name w:val="header"/>
-    <w:basedOn w:val="Normal"/>
-    <w:link w:val="HeaderChar"/>
+    <w:basedOn w:val="Normale"/>
+    <w:link w:val="IntestazioneCarattere"/>
     <w:uiPriority w:val="99"/>
     <w:unhideWhenUsed/>
     <w:rsid w:val="00D56D2D"/>
@@ -1771,17 +1753,17 @@
       <w:spacing w:after="0" w:line="240" w:lineRule="auto"/>
     </w:pPr>
   </w:style>
-  <w:style w:type="character" w:customStyle="1" w:styleId="HeaderChar">
-    <w:name w:val="Header Char"/>
-    <w:basedOn w:val="DefaultParagraphFont"/>
-    <w:link w:val="Header"/>
+  <w:style w:type="character" w:customStyle="1" w:styleId="IntestazioneCarattere">
+    <w:name w:val="Intestazione Carattere"/>
+    <w:basedOn w:val="Carpredefinitoparagrafo"/>
+    <w:link w:val="Intestazione"/>
     <w:uiPriority w:val="99"/>
     <w:rsid w:val="00D56D2D"/>
   </w:style>
-  <w:style w:type="paragraph" w:styleId="Footer">
+  <w:style w:type="paragraph" w:styleId="Pidipagina">
     <w:name w:val="footer"/>
-    <w:basedOn w:val="Normal"/>
-    <w:link w:val="FooterChar"/>
+    <w:basedOn w:val="Normale"/>
+    <w:link w:val="PidipaginaCarattere"/>
     <w:uiPriority w:val="99"/>
     <w:unhideWhenUsed/>
     <w:rsid w:val="00D56D2D"/>
@@ -1793,16 +1775,16 @@
       <w:spacing w:after="0" w:line="240" w:lineRule="auto"/>
     </w:pPr>
   </w:style>
-  <w:style w:type="character" w:customStyle="1" w:styleId="FooterChar">
-    <w:name w:val="Footer Char"/>
-    <w:basedOn w:val="DefaultParagraphFont"/>
-    <w:link w:val="Footer"/>
+  <w:style w:type="character" w:customStyle="1" w:styleId="PidipaginaCarattere">
+    <w:name w:val="Piè di pagina Carattere"/>
+    <w:basedOn w:val="Carpredefinitoparagrafo"/>
+    <w:link w:val="Pidipagina"/>
     <w:uiPriority w:val="99"/>
     <w:rsid w:val="00D56D2D"/>
   </w:style>
-  <w:style w:type="paragraph" w:styleId="ListParagraph">
+  <w:style w:type="paragraph" w:styleId="Paragrafoelenco">
     <w:name w:val="List Paragraph"/>
-    <w:basedOn w:val="Normal"/>
+    <w:basedOn w:val="Normale"/>
     <w:uiPriority w:val="34"/>
     <w:qFormat/>
     <w:rsid w:val="00D56D2D"/>
@@ -1812,10 +1794,10 @@
       <w:contextualSpacing/>
     </w:pPr>
   </w:style>
-  <w:style w:type="paragraph" w:styleId="BodyText">
+  <w:style w:type="paragraph" w:styleId="Corpotesto">
     <w:name w:val="Body Text"/>
-    <w:basedOn w:val="Normal"/>
-    <w:link w:val="BodyTextChar"/>
+    <w:basedOn w:val="Normale"/>
+    <w:link w:val="CorpotestoCarattere"/>
     <w:rsid w:val="00D56D2D"/>
     <w:pPr>
       <w:autoSpaceDE w:val="0"/>
@@ -1830,10 +1812,10 @@
       <w:lang w:eastAsia="it-IT"/>
     </w:rPr>
   </w:style>
-  <w:style w:type="character" w:customStyle="1" w:styleId="BodyTextChar">
-    <w:name w:val="Body Text Char"/>
-    <w:basedOn w:val="DefaultParagraphFont"/>
-    <w:link w:val="BodyText"/>
+  <w:style w:type="character" w:customStyle="1" w:styleId="CorpotestoCarattere">
+    <w:name w:val="Corpo testo Carattere"/>
+    <w:basedOn w:val="Carpredefinitoparagrafo"/>
+    <w:link w:val="Corpotesto"/>
     <w:rsid w:val="00D56D2D"/>
     <w:rPr>
       <w:rFonts w:ascii="Arial" w:eastAsia="Times New Roman" w:hAnsi="Arial" w:cs="Arial"/>
@@ -1842,9 +1824,9 @@
       <w:lang w:eastAsia="it-IT"/>
     </w:rPr>
   </w:style>
-  <w:style w:type="table" w:styleId="TableGrid">
+  <w:style w:type="table" w:styleId="Grigliatabella">
     <w:name w:val="Table Grid"/>
-    <w:basedOn w:val="TableNormal"/>
+    <w:basedOn w:val="Tabellanormale"/>
     <w:uiPriority w:val="59"/>
     <w:rsid w:val="000D36BC"/>
     <w:pPr>
